--- a/docs/LJA -- Requirements_status.docx
+++ b/docs/LJA -- Requirements_status.docx
@@ -304,10 +304,10 @@
         <w:tblLook w:firstRow="1" w:lastRow="0" w:firstColumn="0" w:lastColumn="0" w:noHBand="0" w:noVBand="0" w:val="0020"/>
       </w:tblPr>
       <w:tblGrid>
-        <w:gridCol w:w="1980"/>
-        <w:gridCol w:w="1980"/>
-        <w:gridCol w:w="1980"/>
-        <w:gridCol w:w="1980"/>
+        <w:gridCol w:w="742"/>
+        <w:gridCol w:w="2475"/>
+        <w:gridCol w:w="990"/>
+        <w:gridCol w:w="3712"/>
       </w:tblGrid>
       <w:tr>
         <w:trPr>
@@ -3234,9 +3234,9 @@
         <w:tblLook w:firstRow="1" w:lastRow="0" w:firstColumn="0" w:lastColumn="0" w:noHBand="0" w:noVBand="0" w:val="0020"/>
       </w:tblPr>
       <w:tblGrid>
-        <w:gridCol w:w="2640"/>
-        <w:gridCol w:w="2640"/>
-        <w:gridCol w:w="2640"/>
+        <w:gridCol w:w="720"/>
+        <w:gridCol w:w="2880"/>
+        <w:gridCol w:w="4320"/>
       </w:tblGrid>
       <w:tr>
         <w:trPr>
